--- a/Formlar/olcme_degerlendirme_formlar_kim11.docx
+++ b/Formlar/olcme_degerlendirme_formlar_kim11.docx
@@ -320,14 +320,7 @@
                 <w:rFonts w:ascii="Times New Roman" w:hAnsi="Times New Roman" w:cs="Times New Roman"/>
                 <w:lang w:val="tr-TR"/>
               </w:rPr>
-              <w:t>ADF</w:t>
-            </w:r>
-            <w:r>
-              <w:rPr>
-                <w:rFonts w:ascii="Times New Roman" w:hAnsi="Times New Roman" w:cs="Times New Roman"/>
-                <w:lang w:val="tr-TR"/>
-              </w:rPr>
-              <w:t xml:space="preserve"> </w:t>
+              <w:t xml:space="preserve">ADF </w:t>
             </w:r>
             <w:r>
               <w:rPr>
@@ -578,14 +571,162 @@
                 <w:rFonts w:ascii="Times New Roman" w:hAnsi="Times New Roman" w:cs="Times New Roman"/>
                 <w:lang w:val="tr-TR"/>
               </w:rPr>
-              <w:t>konuldu</w:t>
-            </w:r>
-            <w:r>
-              <w:rPr>
-                <w:rFonts w:ascii="Times New Roman" w:hAnsi="Times New Roman" w:cs="Times New Roman"/>
-                <w:lang w:val="tr-TR"/>
-              </w:rPr>
-              <w:t>.</w:t>
+              <w:t>konuldu.</w:t>
+            </w:r>
+          </w:p>
+        </w:tc>
+      </w:tr>
+      <w:tr>
+        <w:tc>
+          <w:tcPr>
+            <w:tcW w:w="1117" w:type="dxa"/>
+            <w:shd w:val="clear" w:color="auto" w:fill="FFC000"/>
+          </w:tcPr>
+          <w:p>
+            <w:pPr>
+              <w:jc w:val="both"/>
+              <w:rPr>
+                <w:rFonts w:ascii="Times New Roman" w:hAnsi="Times New Roman" w:cs="Times New Roman"/>
+              </w:rPr>
+            </w:pPr>
+            <w:r>
+              <w:rPr>
+                <w:rFonts w:ascii="Times New Roman" w:hAnsi="Times New Roman" w:cs="Times New Roman"/>
+              </w:rPr>
+              <w:t>Tema-1</w:t>
+            </w:r>
+          </w:p>
+        </w:tc>
+        <w:tc>
+          <w:tcPr>
+            <w:tcW w:w="1150" w:type="dxa"/>
+            <w:shd w:val="clear" w:color="auto" w:fill="FFC000"/>
+          </w:tcPr>
+          <w:p>
+            <w:pPr>
+              <w:jc w:val="both"/>
+              <w:rPr>
+                <w:rFonts w:ascii="Times New Roman" w:hAnsi="Times New Roman" w:cs="Times New Roman"/>
+                <w:lang w:val="tr-TR"/>
+              </w:rPr>
+            </w:pPr>
+            <w:r>
+              <w:rPr>
+                <w:rFonts w:ascii="Times New Roman" w:hAnsi="Times New Roman" w:cs="Times New Roman"/>
+                <w:lang w:val="tr-TR"/>
+              </w:rPr>
+              <w:t>11.1.4.</w:t>
+            </w:r>
+          </w:p>
+        </w:tc>
+        <w:tc>
+          <w:tcPr>
+            <w:tcW w:w="5618" w:type="dxa"/>
+            <w:shd w:val="clear" w:color="auto" w:fill="FFC000"/>
+          </w:tcPr>
+          <w:p>
+            <w:pPr>
+              <w:jc w:val="both"/>
+              <w:rPr>
+                <w:rFonts w:ascii="Times New Roman" w:hAnsi="Times New Roman" w:cs="Times New Roman"/>
+                <w:lang w:val="tr-TR"/>
+              </w:rPr>
+            </w:pPr>
+            <w:r>
+              <w:rPr>
+                <w:rFonts w:ascii="Times New Roman" w:hAnsi="Times New Roman" w:cs="Times New Roman"/>
+                <w:lang w:val="tr-TR"/>
+              </w:rPr>
+              <w:t>Etkinlik kâğıtları “öğrencilerin önerme oluşturabilmeleri, standart tepkime entalpisini belirlemeye yönelik</w:t>
+            </w:r>
+            <w:r>
+              <w:rPr>
+                <w:rFonts w:ascii="Times New Roman" w:hAnsi="Times New Roman" w:cs="Times New Roman"/>
+                <w:lang w:val="tr-TR"/>
+              </w:rPr>
+              <w:t xml:space="preserve"> </w:t>
+            </w:r>
+            <w:r>
+              <w:rPr>
+                <w:rFonts w:ascii="Times New Roman" w:hAnsi="Times New Roman" w:cs="Times New Roman"/>
+                <w:lang w:val="tr-TR"/>
+              </w:rPr>
+              <w:t>çıkarım yapabilmeleri, standart tepkime entalpisini hesaplayabilmeleri ve hesaplamalarıyla</w:t>
+            </w:r>
+            <w:r>
+              <w:rPr>
+                <w:rFonts w:ascii="Times New Roman" w:hAnsi="Times New Roman" w:cs="Times New Roman"/>
+                <w:lang w:val="tr-TR"/>
+              </w:rPr>
+              <w:t xml:space="preserve"> </w:t>
+            </w:r>
+            <w:r>
+              <w:rPr>
+                <w:rFonts w:ascii="Times New Roman" w:hAnsi="Times New Roman" w:cs="Times New Roman"/>
+                <w:lang w:val="tr-TR"/>
+              </w:rPr>
+              <w:t xml:space="preserve">tahminlerini karşılaştırabilmeleri” </w:t>
+            </w:r>
+            <w:proofErr w:type="spellStart"/>
+            <w:r>
+              <w:rPr>
+                <w:rFonts w:ascii="Times New Roman" w:hAnsi="Times New Roman" w:cs="Times New Roman"/>
+                <w:lang w:val="tr-TR"/>
+              </w:rPr>
+              <w:t>ölçütlerini</w:t>
+            </w:r>
+            <w:proofErr w:type="spellEnd"/>
+            <w:r>
+              <w:rPr>
+                <w:rFonts w:ascii="Times New Roman" w:hAnsi="Times New Roman" w:cs="Times New Roman"/>
+                <w:lang w:val="tr-TR"/>
+              </w:rPr>
+              <w:t xml:space="preserve"> içeren dereceli puanlama anahtarı ile</w:t>
+            </w:r>
+            <w:r>
+              <w:rPr>
+                <w:rFonts w:ascii="Times New Roman" w:hAnsi="Times New Roman" w:cs="Times New Roman"/>
+                <w:lang w:val="tr-TR"/>
+              </w:rPr>
+              <w:t xml:space="preserve"> </w:t>
+            </w:r>
+            <w:r>
+              <w:rPr>
+                <w:rFonts w:ascii="Times New Roman" w:hAnsi="Times New Roman" w:cs="Times New Roman"/>
+                <w:lang w:val="tr-TR"/>
+              </w:rPr>
+              <w:t>öğretmen ve öğrenci tarafından değerlendirilebilir (SDB1.2).</w:t>
+            </w:r>
+          </w:p>
+          <w:p>
+            <w:pPr>
+              <w:jc w:val="both"/>
+              <w:rPr>
+                <w:rFonts w:ascii="Times New Roman" w:hAnsi="Times New Roman" w:cs="Times New Roman"/>
+                <w:lang w:val="tr-TR"/>
+              </w:rPr>
+            </w:pPr>
+          </w:p>
+        </w:tc>
+        <w:tc>
+          <w:tcPr>
+            <w:tcW w:w="1465" w:type="dxa"/>
+            <w:shd w:val="clear" w:color="auto" w:fill="FFC000"/>
+          </w:tcPr>
+          <w:p>
+            <w:pPr>
+              <w:jc w:val="both"/>
+              <w:rPr>
+                <w:rFonts w:ascii="Times New Roman" w:hAnsi="Times New Roman" w:cs="Times New Roman"/>
+                <w:lang w:val="tr-TR"/>
+              </w:rPr>
+            </w:pPr>
+            <w:r>
+              <w:rPr>
+                <w:rFonts w:ascii="Times New Roman" w:hAnsi="Times New Roman" w:cs="Times New Roman"/>
+                <w:lang w:val="tr-TR"/>
+              </w:rPr>
+              <w:t>Kim11.1.4’e DPA konuldu</w:t>
             </w:r>
           </w:p>
         </w:tc>

--- a/Formlar/olcme_degerlendirme_formlar_kim11.docx
+++ b/Formlar/olcme_degerlendirme_formlar_kim11.docx
@@ -727,6 +727,265 @@
                 <w:lang w:val="tr-TR"/>
               </w:rPr>
               <w:t>Kim11.1.4’e DPA konuldu</w:t>
+            </w:r>
+          </w:p>
+        </w:tc>
+      </w:tr>
+      <w:tr>
+        <w:tc>
+          <w:tcPr>
+            <w:tcW w:w="1117" w:type="dxa"/>
+            <w:shd w:val="clear" w:color="auto" w:fill="FFC000"/>
+          </w:tcPr>
+          <w:p>
+            <w:pPr>
+              <w:jc w:val="both"/>
+              <w:rPr>
+                <w:rFonts w:ascii="Times New Roman" w:hAnsi="Times New Roman" w:cs="Times New Roman"/>
+              </w:rPr>
+            </w:pPr>
+            <w:r>
+              <w:rPr>
+                <w:rFonts w:ascii="Times New Roman" w:hAnsi="Times New Roman" w:cs="Times New Roman"/>
+              </w:rPr>
+              <w:t>Tema-1</w:t>
+            </w:r>
+          </w:p>
+        </w:tc>
+        <w:tc>
+          <w:tcPr>
+            <w:tcW w:w="1150" w:type="dxa"/>
+            <w:shd w:val="clear" w:color="auto" w:fill="FFC000"/>
+          </w:tcPr>
+          <w:p>
+            <w:pPr>
+              <w:jc w:val="both"/>
+              <w:rPr>
+                <w:rFonts w:ascii="Times New Roman" w:hAnsi="Times New Roman" w:cs="Times New Roman"/>
+                <w:lang w:val="tr-TR"/>
+              </w:rPr>
+            </w:pPr>
+            <w:r>
+              <w:rPr>
+                <w:rFonts w:ascii="Times New Roman" w:hAnsi="Times New Roman" w:cs="Times New Roman"/>
+                <w:lang w:val="tr-TR"/>
+              </w:rPr>
+              <w:t>11.1.</w:t>
+            </w:r>
+            <w:r>
+              <w:rPr>
+                <w:rFonts w:ascii="Times New Roman" w:hAnsi="Times New Roman" w:cs="Times New Roman"/>
+                <w:lang w:val="tr-TR"/>
+              </w:rPr>
+              <w:t>5</w:t>
+            </w:r>
+            <w:r>
+              <w:rPr>
+                <w:rFonts w:ascii="Times New Roman" w:hAnsi="Times New Roman" w:cs="Times New Roman"/>
+                <w:lang w:val="tr-TR"/>
+              </w:rPr>
+              <w:t>.</w:t>
+            </w:r>
+          </w:p>
+        </w:tc>
+        <w:tc>
+          <w:tcPr>
+            <w:tcW w:w="5618" w:type="dxa"/>
+            <w:shd w:val="clear" w:color="auto" w:fill="FFC000"/>
+          </w:tcPr>
+          <w:p>
+            <w:pPr>
+              <w:jc w:val="both"/>
+              <w:rPr>
+                <w:rFonts w:ascii="Times New Roman" w:hAnsi="Times New Roman" w:cs="Times New Roman"/>
+                <w:lang w:val="tr-TR"/>
+              </w:rPr>
+            </w:pPr>
+            <w:r>
+              <w:rPr>
+                <w:rFonts w:ascii="Times New Roman" w:hAnsi="Times New Roman" w:cs="Times New Roman"/>
+                <w:lang w:val="tr-TR"/>
+              </w:rPr>
+              <w:t>Etkinlik kâğıtları “öğrencilerin bir tepkimenin gerçekleşmesi için gerekli</w:t>
+            </w:r>
+            <w:r>
+              <w:rPr>
+                <w:rFonts w:ascii="Times New Roman" w:hAnsi="Times New Roman" w:cs="Times New Roman"/>
+                <w:lang w:val="tr-TR"/>
+              </w:rPr>
+              <w:t xml:space="preserve"> </w:t>
+            </w:r>
+            <w:r>
+              <w:rPr>
+                <w:rFonts w:ascii="Times New Roman" w:hAnsi="Times New Roman" w:cs="Times New Roman"/>
+                <w:lang w:val="tr-TR"/>
+              </w:rPr>
+              <w:t xml:space="preserve">şartları belirleyebilmek adına </w:t>
+            </w:r>
+            <w:proofErr w:type="spellStart"/>
+            <w:r>
+              <w:rPr>
+                <w:rFonts w:ascii="Times New Roman" w:hAnsi="Times New Roman" w:cs="Times New Roman"/>
+                <w:lang w:val="tr-TR"/>
+              </w:rPr>
+              <w:t>ölçütler</w:t>
+            </w:r>
+            <w:proofErr w:type="spellEnd"/>
+            <w:r>
+              <w:rPr>
+                <w:rFonts w:ascii="Times New Roman" w:hAnsi="Times New Roman" w:cs="Times New Roman"/>
+                <w:lang w:val="tr-TR"/>
+              </w:rPr>
+              <w:t xml:space="preserve"> geliştirebilmesi, gerekli şartlarla ilgili </w:t>
+            </w:r>
+            <w:proofErr w:type="spellStart"/>
+            <w:r>
+              <w:rPr>
+                <w:rFonts w:ascii="Times New Roman" w:hAnsi="Times New Roman" w:cs="Times New Roman"/>
+                <w:lang w:val="tr-TR"/>
+              </w:rPr>
+              <w:t>örüntu</w:t>
+            </w:r>
+            <w:proofErr w:type="spellEnd"/>
+            <w:r>
+              <w:rPr>
+                <w:rFonts w:ascii="Times New Roman" w:hAnsi="Times New Roman" w:cs="Times New Roman"/>
+                <w:lang w:val="tr-TR"/>
+              </w:rPr>
+              <w:t>̈ oluşturabilmesi,</w:t>
+            </w:r>
+            <w:r>
+              <w:rPr>
+                <w:rFonts w:ascii="Times New Roman" w:hAnsi="Times New Roman" w:cs="Times New Roman"/>
+                <w:lang w:val="tr-TR"/>
+              </w:rPr>
+              <w:t xml:space="preserve"> </w:t>
+            </w:r>
+            <w:r>
+              <w:rPr>
+                <w:rFonts w:ascii="Times New Roman" w:hAnsi="Times New Roman" w:cs="Times New Roman"/>
+                <w:lang w:val="tr-TR"/>
+              </w:rPr>
+              <w:t>gerekli şartları sembolik modeller ve çarpışma teorisini kullanarak açıklayabilmesi”</w:t>
+            </w:r>
+            <w:r>
+              <w:rPr>
+                <w:rFonts w:ascii="Times New Roman" w:hAnsi="Times New Roman" w:cs="Times New Roman"/>
+                <w:lang w:val="tr-TR"/>
+              </w:rPr>
+              <w:t xml:space="preserve"> </w:t>
+            </w:r>
+            <w:proofErr w:type="spellStart"/>
+            <w:r>
+              <w:rPr>
+                <w:rFonts w:ascii="Times New Roman" w:hAnsi="Times New Roman" w:cs="Times New Roman"/>
+                <w:lang w:val="tr-TR"/>
+              </w:rPr>
+              <w:t>ölçütlerini</w:t>
+            </w:r>
+            <w:proofErr w:type="spellEnd"/>
+            <w:r>
+              <w:rPr>
+                <w:rFonts w:ascii="Times New Roman" w:hAnsi="Times New Roman" w:cs="Times New Roman"/>
+                <w:lang w:val="tr-TR"/>
+              </w:rPr>
+              <w:t xml:space="preserve"> içeren dereceli puanlama anahtarı ile öğretmen ve öğrenci tarafından</w:t>
+            </w:r>
+            <w:r>
+              <w:rPr>
+                <w:rFonts w:ascii="Times New Roman" w:hAnsi="Times New Roman" w:cs="Times New Roman"/>
+                <w:lang w:val="tr-TR"/>
+              </w:rPr>
+              <w:t xml:space="preserve"> </w:t>
+            </w:r>
+            <w:r>
+              <w:rPr>
+                <w:rFonts w:ascii="Times New Roman" w:hAnsi="Times New Roman" w:cs="Times New Roman"/>
+                <w:lang w:val="tr-TR"/>
+              </w:rPr>
+              <w:t xml:space="preserve">değerlendirilebilir. Hazırlanan öz değerlendirme formu ile öğrenci kendi öğrenme </w:t>
+            </w:r>
+            <w:proofErr w:type="spellStart"/>
+            <w:r>
+              <w:rPr>
+                <w:rFonts w:ascii="Times New Roman" w:hAnsi="Times New Roman" w:cs="Times New Roman"/>
+                <w:lang w:val="tr-TR"/>
+              </w:rPr>
+              <w:t>sürecini</w:t>
+            </w:r>
+            <w:proofErr w:type="spellEnd"/>
+            <w:r>
+              <w:rPr>
+                <w:rFonts w:ascii="Times New Roman" w:hAnsi="Times New Roman" w:cs="Times New Roman"/>
+                <w:lang w:val="tr-TR"/>
+              </w:rPr>
+              <w:t xml:space="preserve"> </w:t>
+            </w:r>
+            <w:r>
+              <w:rPr>
+                <w:rFonts w:ascii="Times New Roman" w:hAnsi="Times New Roman" w:cs="Times New Roman"/>
+                <w:lang w:val="tr-TR"/>
+              </w:rPr>
+              <w:t>de değerlendirebilir (SDB1.2, SDB1.3).</w:t>
+            </w:r>
+          </w:p>
+          <w:p>
+            <w:pPr>
+              <w:jc w:val="both"/>
+              <w:rPr>
+                <w:rFonts w:ascii="Times New Roman" w:hAnsi="Times New Roman" w:cs="Times New Roman"/>
+                <w:lang w:val="tr-TR"/>
+              </w:rPr>
+            </w:pPr>
+          </w:p>
+        </w:tc>
+        <w:tc>
+          <w:tcPr>
+            <w:tcW w:w="1465" w:type="dxa"/>
+            <w:shd w:val="clear" w:color="auto" w:fill="FFC000"/>
+          </w:tcPr>
+          <w:p>
+            <w:pPr>
+              <w:jc w:val="both"/>
+              <w:rPr>
+                <w:rFonts w:ascii="Times New Roman" w:hAnsi="Times New Roman" w:cs="Times New Roman"/>
+                <w:lang w:val="tr-TR"/>
+              </w:rPr>
+            </w:pPr>
+            <w:r>
+              <w:rPr>
+                <w:rFonts w:ascii="Times New Roman" w:hAnsi="Times New Roman" w:cs="Times New Roman"/>
+                <w:lang w:val="tr-TR"/>
+              </w:rPr>
+              <w:t>Kim11.1.</w:t>
+            </w:r>
+            <w:r>
+              <w:rPr>
+                <w:rFonts w:ascii="Times New Roman" w:hAnsi="Times New Roman" w:cs="Times New Roman"/>
+                <w:lang w:val="tr-TR"/>
+              </w:rPr>
+              <w:t>5</w:t>
+            </w:r>
+            <w:r>
+              <w:rPr>
+                <w:rFonts w:ascii="Times New Roman" w:hAnsi="Times New Roman" w:cs="Times New Roman"/>
+                <w:lang w:val="tr-TR"/>
+              </w:rPr>
+              <w:t xml:space="preserve">’e DPA </w:t>
+            </w:r>
+            <w:r>
+              <w:rPr>
+                <w:rFonts w:ascii="Times New Roman" w:hAnsi="Times New Roman" w:cs="Times New Roman"/>
+                <w:lang w:val="tr-TR"/>
+              </w:rPr>
+              <w:t xml:space="preserve">ve ÖDF </w:t>
+            </w:r>
+            <w:r>
+              <w:rPr>
+                <w:rFonts w:ascii="Times New Roman" w:hAnsi="Times New Roman" w:cs="Times New Roman"/>
+                <w:lang w:val="tr-TR"/>
+              </w:rPr>
+              <w:t>konuldu</w:t>
             </w:r>
           </w:p>
         </w:tc>
